--- a/file/report/R.HCMC.PlantillaInformeTecnico.docx
+++ b/file/report/R.HCMC.PlantillaInformeTecnico.docx
@@ -74,28 +74,6 @@
               <w:t>-2</w:t>
             </w:r>
           </w:p>
-        </w:tc>
-      </w:tr>
-      <w:tr>
-        <w:trPr>
-          <w:jc w:val="center"/>
-        </w:trPr>
-        <w:tc>
-          <w:tcPr>
-            <w:tcW w:w="1840" w:type="dxa"/>
-            <w:shd w:val="clear" w:color="auto" w:fill="F2F2F2" w:themeFill="background1" w:themeFillShade="F2"/>
-          </w:tcPr>
-          <w:p>
-            <w:r>
-              <w:t>Módulo</w:t>
-            </w:r>
-          </w:p>
-        </w:tc>
-        <w:tc>
-          <w:tcPr>
-            <w:tcW w:w="8126" w:type="dxa"/>
-          </w:tcPr>
-          <w:p/>
         </w:tc>
       </w:tr>
       <w:tr>
@@ -162,16 +140,7 @@
           </w:tcPr>
           <w:p>
             <w:r>
-              <w:t>Nombre</w:t>
-            </w:r>
-            <w:r>
-              <w:t>(s)</w:t>
-            </w:r>
-            <w:r>
-              <w:t xml:space="preserve"> completo</w:t>
-            </w:r>
-            <w:r>
-              <w:t>(s)</w:t>
+              <w:t>Grupo</w:t>
             </w:r>
           </w:p>
         </w:tc>
@@ -208,39 +177,6 @@
           </w:p>
         </w:tc>
       </w:tr>
-      <w:tr>
-        <w:trPr>
-          <w:trHeight w:val="192"/>
-          <w:jc w:val="center"/>
-        </w:trPr>
-        <w:tc>
-          <w:tcPr>
-            <w:tcW w:w="1840" w:type="dxa"/>
-            <w:shd w:val="clear" w:color="auto" w:fill="F2F2F2" w:themeFill="background1" w:themeFillShade="F2"/>
-          </w:tcPr>
-          <w:p>
-            <w:r>
-              <w:t>GitHub</w:t>
-            </w:r>
-            <w:r>
-              <w:t xml:space="preserve"> /</w:t>
-            </w:r>
-            <w:r>
-              <w:t xml:space="preserve"> actividad</w:t>
-            </w:r>
-          </w:p>
-        </w:tc>
-        <w:tc>
-          <w:tcPr>
-            <w:tcW w:w="8126" w:type="dxa"/>
-          </w:tcPr>
-          <w:p>
-            <w:r>
-              <w:t>https://github.com/rcfdtools/R.HCMC/blob/main/activity/M01A00</w:t>
-            </w:r>
-          </w:p>
-        </w:tc>
-      </w:tr>
     </w:tbl>
     <w:p/>
     <w:p>
@@ -258,9 +194,11 @@
           <w:rFonts w:asciiTheme="minorHAnsi" w:eastAsiaTheme="minorEastAsia" w:hAnsiTheme="minorHAnsi" w:cstheme="minorBidi"/>
           <w:noProof/>
           <w:color w:val="auto"/>
-          <w:sz w:val="22"/>
-          <w:szCs w:val="22"/>
-          <w:lang w:val="en-US" w:eastAsia="en-US"/>
+          <w:kern w:val="2"/>
+          <w:sz w:val="24"/>
+          <w:szCs w:val="24"/>
+          <w:lang w:val="es-CO" w:eastAsia="es-CO"/>
+          <w14:ligatures w14:val="standardContextual"/>
         </w:rPr>
       </w:pPr>
       <w:r>
@@ -272,7 +210,7 @@
       <w:r>
         <w:fldChar w:fldCharType="separate"/>
       </w:r>
-      <w:hyperlink w:anchor="_Toc111640113" w:history="1">
+      <w:hyperlink w:anchor="_Toc205620312" w:history="1">
         <w:r>
           <w:rPr>
             <w:rStyle w:val="Hyperlink"/>
@@ -298,7 +236,7 @@
             <w:noProof/>
             <w:webHidden/>
           </w:rPr>
-          <w:instrText xml:space="preserve"> PAGEREF _Toc111640113 \h </w:instrText>
+          <w:instrText xml:space="preserve"> PAGEREF _Toc205620312 \h </w:instrText>
         </w:r>
         <w:r>
           <w:rPr>
@@ -339,12 +277,14 @@
           <w:rFonts w:asciiTheme="minorHAnsi" w:eastAsiaTheme="minorEastAsia" w:hAnsiTheme="minorHAnsi" w:cstheme="minorBidi"/>
           <w:noProof/>
           <w:color w:val="auto"/>
-          <w:sz w:val="22"/>
-          <w:szCs w:val="22"/>
-          <w:lang w:val="en-US" w:eastAsia="en-US"/>
+          <w:kern w:val="2"/>
+          <w:sz w:val="24"/>
+          <w:szCs w:val="24"/>
+          <w:lang w:val="es-CO" w:eastAsia="es-CO"/>
+          <w14:ligatures w14:val="standardContextual"/>
         </w:rPr>
       </w:pPr>
-      <w:hyperlink w:anchor="_Toc111640114" w:history="1">
+      <w:hyperlink w:anchor="_Toc205620313" w:history="1">
         <w:r>
           <w:rPr>
             <w:rStyle w:val="Hyperlink"/>
@@ -370,7 +310,7 @@
             <w:noProof/>
             <w:webHidden/>
           </w:rPr>
-          <w:instrText xml:space="preserve"> PAGEREF _Toc111640114 \h </w:instrText>
+          <w:instrText xml:space="preserve"> PAGEREF _Toc205620313 \h </w:instrText>
         </w:r>
         <w:r>
           <w:rPr>
@@ -411,12 +351,14 @@
           <w:rFonts w:asciiTheme="minorHAnsi" w:eastAsiaTheme="minorEastAsia" w:hAnsiTheme="minorHAnsi" w:cstheme="minorBidi"/>
           <w:noProof/>
           <w:color w:val="auto"/>
-          <w:sz w:val="22"/>
-          <w:szCs w:val="22"/>
-          <w:lang w:val="en-US" w:eastAsia="en-US"/>
+          <w:kern w:val="2"/>
+          <w:sz w:val="24"/>
+          <w:szCs w:val="24"/>
+          <w:lang w:val="es-CO" w:eastAsia="es-CO"/>
+          <w14:ligatures w14:val="standardContextual"/>
         </w:rPr>
       </w:pPr>
-      <w:hyperlink w:anchor="_Toc111640115" w:history="1">
+      <w:hyperlink w:anchor="_Toc205620314" w:history="1">
         <w:r>
           <w:rPr>
             <w:rStyle w:val="Hyperlink"/>
@@ -442,7 +384,7 @@
             <w:noProof/>
             <w:webHidden/>
           </w:rPr>
-          <w:instrText xml:space="preserve"> PAGEREF _Toc111640115 \h </w:instrText>
+          <w:instrText xml:space="preserve"> PAGEREF _Toc205620314 \h </w:instrText>
         </w:r>
         <w:r>
           <w:rPr>
@@ -483,12 +425,14 @@
           <w:rFonts w:asciiTheme="minorHAnsi" w:eastAsiaTheme="minorEastAsia" w:hAnsiTheme="minorHAnsi" w:cstheme="minorBidi"/>
           <w:noProof/>
           <w:color w:val="auto"/>
-          <w:sz w:val="22"/>
-          <w:szCs w:val="22"/>
-          <w:lang w:val="en-US" w:eastAsia="en-US"/>
+          <w:kern w:val="2"/>
+          <w:sz w:val="24"/>
+          <w:szCs w:val="24"/>
+          <w:lang w:val="es-CO" w:eastAsia="es-CO"/>
+          <w14:ligatures w14:val="standardContextual"/>
         </w:rPr>
       </w:pPr>
-      <w:hyperlink w:anchor="_Toc111640116" w:history="1">
+      <w:hyperlink w:anchor="_Toc205620315" w:history="1">
         <w:r>
           <w:rPr>
             <w:rStyle w:val="Hyperlink"/>
@@ -514,7 +458,7 @@
             <w:noProof/>
             <w:webHidden/>
           </w:rPr>
-          <w:instrText xml:space="preserve"> PAGEREF _Toc111640116 \h </w:instrText>
+          <w:instrText xml:space="preserve"> PAGEREF _Toc205620315 \h </w:instrText>
         </w:r>
         <w:r>
           <w:rPr>
@@ -555,12 +499,14 @@
           <w:rFonts w:asciiTheme="minorHAnsi" w:eastAsiaTheme="minorEastAsia" w:hAnsiTheme="minorHAnsi" w:cstheme="minorBidi"/>
           <w:noProof/>
           <w:color w:val="auto"/>
-          <w:sz w:val="22"/>
-          <w:szCs w:val="22"/>
-          <w:lang w:val="en-US" w:eastAsia="en-US"/>
+          <w:kern w:val="2"/>
+          <w:sz w:val="24"/>
+          <w:szCs w:val="24"/>
+          <w:lang w:val="es-CO" w:eastAsia="es-CO"/>
+          <w14:ligatures w14:val="standardContextual"/>
         </w:rPr>
       </w:pPr>
-      <w:hyperlink w:anchor="_Toc111640117" w:history="1">
+      <w:hyperlink w:anchor="_Toc205620316" w:history="1">
         <w:r>
           <w:rPr>
             <w:rStyle w:val="Hyperlink"/>
@@ -586,7 +532,7 @@
             <w:noProof/>
             <w:webHidden/>
           </w:rPr>
-          <w:instrText xml:space="preserve"> PAGEREF _Toc111640117 \h </w:instrText>
+          <w:instrText xml:space="preserve"> PAGEREF _Toc205620316 \h </w:instrText>
         </w:r>
         <w:r>
           <w:rPr>
@@ -627,12 +573,14 @@
           <w:rFonts w:asciiTheme="minorHAnsi" w:eastAsiaTheme="minorEastAsia" w:hAnsiTheme="minorHAnsi" w:cstheme="minorBidi"/>
           <w:noProof/>
           <w:color w:val="auto"/>
-          <w:sz w:val="22"/>
-          <w:szCs w:val="22"/>
-          <w:lang w:val="en-US" w:eastAsia="en-US"/>
+          <w:kern w:val="2"/>
+          <w:sz w:val="24"/>
+          <w:szCs w:val="24"/>
+          <w:lang w:val="es-CO" w:eastAsia="es-CO"/>
+          <w14:ligatures w14:val="standardContextual"/>
         </w:rPr>
       </w:pPr>
-      <w:hyperlink w:anchor="_Toc111640118" w:history="1">
+      <w:hyperlink w:anchor="_Toc205620317" w:history="1">
         <w:r>
           <w:rPr>
             <w:rStyle w:val="Hyperlink"/>
@@ -658,7 +606,7 @@
             <w:noProof/>
             <w:webHidden/>
           </w:rPr>
-          <w:instrText xml:space="preserve"> PAGEREF _Toc111640118 \h </w:instrText>
+          <w:instrText xml:space="preserve"> PAGEREF _Toc205620317 \h </w:instrText>
         </w:r>
         <w:r>
           <w:rPr>
@@ -678,7 +626,81 @@
             <w:noProof/>
             <w:webHidden/>
           </w:rPr>
-          <w:t>1</w:t>
+          <w:t>2</w:t>
+        </w:r>
+        <w:r>
+          <w:rPr>
+            <w:noProof/>
+            <w:webHidden/>
+          </w:rPr>
+          <w:fldChar w:fldCharType="end"/>
+        </w:r>
+      </w:hyperlink>
+    </w:p>
+    <w:p>
+      <w:pPr>
+        <w:pStyle w:val="TOC1"/>
+        <w:tabs>
+          <w:tab w:val="right" w:leader="dot" w:pos="9962"/>
+        </w:tabs>
+        <w:rPr>
+          <w:rFonts w:asciiTheme="minorHAnsi" w:eastAsiaTheme="minorEastAsia" w:hAnsiTheme="minorHAnsi" w:cstheme="minorBidi"/>
+          <w:noProof/>
+          <w:color w:val="auto"/>
+          <w:kern w:val="2"/>
+          <w:sz w:val="24"/>
+          <w:szCs w:val="24"/>
+          <w:lang w:val="es-CO" w:eastAsia="es-CO"/>
+          <w14:ligatures w14:val="standardContextual"/>
+        </w:rPr>
+      </w:pPr>
+      <w:hyperlink w:anchor="_Toc205620318" w:history="1">
+        <w:r>
+          <w:rPr>
+            <w:rStyle w:val="Hyperlink"/>
+          </w:rPr>
+          <w:t>Actividades realizadas por cada integrante</w:t>
+        </w:r>
+        <w:r>
+          <w:rPr>
+            <w:noProof/>
+            <w:webHidden/>
+          </w:rPr>
+          <w:tab/>
+        </w:r>
+        <w:r>
+          <w:rPr>
+            <w:noProof/>
+            <w:webHidden/>
+          </w:rPr>
+          <w:fldChar w:fldCharType="begin"/>
+        </w:r>
+        <w:r>
+          <w:rPr>
+            <w:noProof/>
+            <w:webHidden/>
+          </w:rPr>
+          <w:instrText xml:space="preserve"> PAGEREF _Toc205620318 \h </w:instrText>
+        </w:r>
+        <w:r>
+          <w:rPr>
+            <w:noProof/>
+            <w:webHidden/>
+          </w:rPr>
+        </w:r>
+        <w:r>
+          <w:rPr>
+            <w:noProof/>
+            <w:webHidden/>
+          </w:rPr>
+          <w:fldChar w:fldCharType="separate"/>
+        </w:r>
+        <w:r>
+          <w:rPr>
+            <w:noProof/>
+            <w:webHidden/>
+          </w:rPr>
+          <w:t>2</w:t>
         </w:r>
         <w:r>
           <w:rPr>
@@ -699,7 +721,7 @@
       <w:pPr>
         <w:pStyle w:val="Heading1"/>
       </w:pPr>
-      <w:bookmarkStart w:id="0" w:name="_Toc111640113"/>
+      <w:bookmarkStart w:id="0" w:name="_Toc205620312"/>
       <w:r>
         <w:t xml:space="preserve">1. </w:t>
       </w:r>
@@ -723,7 +745,7 @@
       <w:pPr>
         <w:pStyle w:val="Heading1"/>
       </w:pPr>
-      <w:bookmarkStart w:id="1" w:name="_Toc111640114"/>
+      <w:bookmarkStart w:id="1" w:name="_Toc205620313"/>
       <w:r>
         <w:t xml:space="preserve">2. </w:t>
       </w:r>
@@ -763,7 +785,7 @@
       <w:pPr>
         <w:pStyle w:val="Heading1"/>
       </w:pPr>
-      <w:bookmarkStart w:id="2" w:name="_Toc111640115"/>
+      <w:bookmarkStart w:id="2" w:name="_Toc205620314"/>
       <w:r>
         <w:t>3.</w:t>
       </w:r>
@@ -787,7 +809,7 @@
       <w:pPr>
         <w:pStyle w:val="Heading1"/>
       </w:pPr>
-      <w:bookmarkStart w:id="3" w:name="_Toc111640116"/>
+      <w:bookmarkStart w:id="3" w:name="_Toc205620315"/>
       <w:r>
         <w:t>Listado de archivos</w:t>
       </w:r>
@@ -895,7 +917,7 @@
       <w:pPr>
         <w:pStyle w:val="Heading1"/>
       </w:pPr>
-      <w:bookmarkStart w:id="4" w:name="_Toc111640117"/>
+      <w:bookmarkStart w:id="4" w:name="_Toc205620316"/>
       <w:r>
         <w:t>Listado de anexos</w:t>
       </w:r>
@@ -979,7 +1001,7 @@
       <w:pPr>
         <w:pStyle w:val="Heading1"/>
       </w:pPr>
-      <w:bookmarkStart w:id="5" w:name="_Toc111640118"/>
+      <w:bookmarkStart w:id="5" w:name="_Toc205620317"/>
       <w:r>
         <w:t>Referencias bibliográficas</w:t>
       </w:r>
@@ -1013,6 +1035,7 @@
         </w:numPr>
       </w:pPr>
       <w:r>
+        <w:lastRenderedPageBreak/>
         <w:t>Referencia 1</w:t>
       </w:r>
     </w:p>
@@ -1028,6 +1051,115 @@
         <w:t>Referencia 2</w:t>
       </w:r>
     </w:p>
+    <w:p/>
+    <w:p/>
+    <w:p>
+      <w:pPr>
+        <w:pStyle w:val="Heading1"/>
+      </w:pPr>
+      <w:bookmarkStart w:id="6" w:name="_Toc205620318"/>
+      <w:r>
+        <w:t>Actividades realizadas por cada integrante</w:t>
+      </w:r>
+      <w:bookmarkEnd w:id="6"/>
+    </w:p>
+    <w:p/>
+    <w:tbl>
+      <w:tblPr>
+        <w:tblStyle w:val="TableGrid"/>
+        <w:tblW w:w="5000" w:type="pct"/>
+        <w:tblBorders>
+          <w:top w:val="single" w:sz="2" w:space="0" w:color="D9D9D9" w:themeColor="background1" w:themeShade="D9"/>
+          <w:left w:val="single" w:sz="2" w:space="0" w:color="D9D9D9" w:themeColor="background1" w:themeShade="D9"/>
+          <w:bottom w:val="single" w:sz="2" w:space="0" w:color="D9D9D9" w:themeColor="background1" w:themeShade="D9"/>
+          <w:right w:val="single" w:sz="2" w:space="0" w:color="D9D9D9" w:themeColor="background1" w:themeShade="D9"/>
+          <w:insideH w:val="single" w:sz="2" w:space="0" w:color="D9D9D9" w:themeColor="background1" w:themeShade="D9"/>
+          <w:insideV w:val="single" w:sz="2" w:space="0" w:color="D9D9D9" w:themeColor="background1" w:themeShade="D9"/>
+        </w:tblBorders>
+        <w:tblLook w:val="04A0" w:firstRow="1" w:lastRow="0" w:firstColumn="1" w:lastColumn="0" w:noHBand="0" w:noVBand="1"/>
+      </w:tblPr>
+      <w:tblGrid>
+        <w:gridCol w:w="2549"/>
+        <w:gridCol w:w="5813"/>
+        <w:gridCol w:w="1604"/>
+      </w:tblGrid>
+      <w:tr>
+        <w:tc>
+          <w:tcPr>
+            <w:tcW w:w="2549" w:type="dxa"/>
+            <w:shd w:val="clear" w:color="auto" w:fill="F2F2F2" w:themeFill="background1" w:themeFillShade="F2"/>
+          </w:tcPr>
+          <w:p>
+            <w:r>
+              <w:t>Nombre integrante</w:t>
+            </w:r>
+          </w:p>
+        </w:tc>
+        <w:tc>
+          <w:tcPr>
+            <w:tcW w:w="5813" w:type="dxa"/>
+            <w:shd w:val="clear" w:color="auto" w:fill="F2F2F2" w:themeFill="background1" w:themeFillShade="F2"/>
+          </w:tcPr>
+          <w:p>
+            <w:r>
+              <w:t>Actividades realizadas</w:t>
+            </w:r>
+          </w:p>
+        </w:tc>
+        <w:tc>
+          <w:tcPr>
+            <w:tcW w:w="1604" w:type="dxa"/>
+            <w:shd w:val="clear" w:color="auto" w:fill="F2F2F2" w:themeFill="background1" w:themeFillShade="F2"/>
+          </w:tcPr>
+          <w:p>
+            <w:r>
+              <w:t>Dedicación (hr)</w:t>
+            </w:r>
+          </w:p>
+        </w:tc>
+      </w:tr>
+      <w:tr>
+        <w:tc>
+          <w:tcPr>
+            <w:tcW w:w="2549" w:type="dxa"/>
+          </w:tcPr>
+          <w:p/>
+        </w:tc>
+        <w:tc>
+          <w:tcPr>
+            <w:tcW w:w="5813" w:type="dxa"/>
+          </w:tcPr>
+          <w:p/>
+        </w:tc>
+        <w:tc>
+          <w:tcPr>
+            <w:tcW w:w="1604" w:type="dxa"/>
+          </w:tcPr>
+          <w:p/>
+        </w:tc>
+      </w:tr>
+      <w:tr>
+        <w:tc>
+          <w:tcPr>
+            <w:tcW w:w="2549" w:type="dxa"/>
+          </w:tcPr>
+          <w:p/>
+        </w:tc>
+        <w:tc>
+          <w:tcPr>
+            <w:tcW w:w="5813" w:type="dxa"/>
+          </w:tcPr>
+          <w:p/>
+        </w:tc>
+        <w:tc>
+          <w:tcPr>
+            <w:tcW w:w="1604" w:type="dxa"/>
+          </w:tcPr>
+          <w:p/>
+        </w:tc>
+      </w:tr>
+    </w:tbl>
+    <w:p/>
     <w:sectPr>
       <w:headerReference w:type="default" r:id="rId9"/>
       <w:footerReference w:type="even" r:id="rId10"/>
@@ -1420,8 +1552,8 @@
           <w:tcW w:w="995" w:type="pct"/>
           <w:vAlign w:val="center"/>
         </w:tcPr>
-        <w:bookmarkStart w:id="6" w:name="_Hlk534720586"/>
-        <w:bookmarkStart w:id="7" w:name="_Hlk534720587"/>
+        <w:bookmarkStart w:id="7" w:name="_Hlk534720586"/>
+        <w:bookmarkStart w:id="8" w:name="_Hlk534720587"/>
         <w:p>
           <w:pPr>
             <w:jc w:val="left"/>
@@ -1462,6 +1594,13 @@
               <w:lang w:val="es-CO"/>
             </w:rPr>
             <w:instrText>"</w:instrText>
+          </w:r>
+          <w:r>
+            <w:rPr>
+              <w:sz w:val="12"/>
+              <w:szCs w:val="12"/>
+              <w:lang w:val="es-CO"/>
+            </w:rPr>
           </w:r>
           <w:r>
             <w:rPr>
@@ -1796,8 +1935,8 @@
       </w:tc>
     </w:tr>
   </w:tbl>
-  <w:bookmarkEnd w:id="6"/>
   <w:bookmarkEnd w:id="7"/>
+  <w:bookmarkEnd w:id="8"/>
   <w:p>
     <w:pPr>
       <w:pStyle w:val="Header"/>

--- a/file/report/R.HCMC.PlantillaInformeTecnico.docx
+++ b/file/report/R.HCMC.PlantillaInformeTecnico.docx
@@ -101,6 +101,9 @@
                 <w:tab w:val="left" w:pos="498"/>
               </w:tabs>
             </w:pPr>
+            <w:r>
+              <w:t>Ingrese el nombre de la actividad del curso</w:t>
+            </w:r>
           </w:p>
         </w:tc>
       </w:tr>
@@ -117,16 +120,30 @@
             <w:r>
               <w:t>Fecha</w:t>
             </w:r>
-            <w:r>
-              <w:t xml:space="preserve"> / hora</w:t>
-            </w:r>
           </w:p>
         </w:tc>
         <w:tc>
           <w:tcPr>
             <w:tcW w:w="8126" w:type="dxa"/>
           </w:tcPr>
-          <w:p/>
+          <w:p>
+            <w:r>
+              <w:t xml:space="preserve">Ingrese fecha en formato </w:t>
+            </w:r>
+            <w:proofErr w:type="spellStart"/>
+            <w:r>
+              <w:t>aaaa</w:t>
+            </w:r>
+            <w:proofErr w:type="spellEnd"/>
+            <w:r>
+              <w:t>/mm/</w:t>
+            </w:r>
+            <w:proofErr w:type="spellStart"/>
+            <w:r>
+              <w:t>dd</w:t>
+            </w:r>
+            <w:proofErr w:type="spellEnd"/>
+          </w:p>
         </w:tc>
       </w:tr>
       <w:tr>
@@ -142,13 +159,55 @@
             <w:r>
               <w:t>Grupo</w:t>
             </w:r>
+            <w:r>
+              <w:t xml:space="preserve"> - Código</w:t>
+            </w:r>
           </w:p>
         </w:tc>
         <w:tc>
           <w:tcPr>
             <w:tcW w:w="8126" w:type="dxa"/>
           </w:tcPr>
-          <w:p/>
+          <w:p>
+            <w:r>
+              <w:t>Ingrese el código de grupo asignado</w:t>
+            </w:r>
+          </w:p>
+        </w:tc>
+      </w:tr>
+      <w:tr>
+        <w:trPr>
+          <w:jc w:val="center"/>
+        </w:trPr>
+        <w:tc>
+          <w:tcPr>
+            <w:tcW w:w="1840" w:type="dxa"/>
+            <w:shd w:val="clear" w:color="auto" w:fill="F2F2F2" w:themeFill="background1" w:themeFillShade="F2"/>
+          </w:tcPr>
+          <w:p>
+            <w:r>
+              <w:t xml:space="preserve">Grupo </w:t>
+            </w:r>
+            <w:r>
+              <w:t>–</w:t>
+            </w:r>
+            <w:r>
+              <w:t xml:space="preserve"> </w:t>
+            </w:r>
+            <w:r>
+              <w:t>Nombre</w:t>
+            </w:r>
+          </w:p>
+        </w:tc>
+        <w:tc>
+          <w:tcPr>
+            <w:tcW w:w="8126" w:type="dxa"/>
+          </w:tcPr>
+          <w:p>
+            <w:r>
+              <w:t>Ingrese el nombre corporativo de su grupo de trabajo</w:t>
+            </w:r>
+          </w:p>
         </w:tc>
       </w:tr>
       <w:tr>
@@ -172,7 +231,13 @@
           </w:tcPr>
           <w:p>
             <w:r>
-              <w:t>Dirección del repositorio utilizando acortador de enlaces.</w:t>
+              <w:t xml:space="preserve">Dirección del repositorio </w:t>
+            </w:r>
+            <w:r>
+              <w:t xml:space="preserve">de proyecto </w:t>
+            </w:r>
+            <w:r>
+              <w:t>utilizando acortador de enlaces</w:t>
             </w:r>
           </w:p>
         </w:tc>
@@ -1035,7 +1100,6 @@
         </w:numPr>
       </w:pPr>
       <w:r>
-        <w:lastRenderedPageBreak/>
         <w:t>Referencia 1</w:t>
       </w:r>
     </w:p>
@@ -1113,7 +1177,15 @@
           </w:tcPr>
           <w:p>
             <w:r>
-              <w:t>Dedicación (hr)</w:t>
+              <w:t>Dedicación (</w:t>
+            </w:r>
+            <w:proofErr w:type="spellStart"/>
+            <w:r>
+              <w:t>hr</w:t>
+            </w:r>
+            <w:proofErr w:type="spellEnd"/>
+            <w:r>
+              <w:t>)</w:t>
             </w:r>
           </w:p>
         </w:tc>

--- a/file/report/R.HCMC.PlantillaInformeTecnico.docx
+++ b/file/report/R.HCMC.PlantillaInformeTecnico.docx
@@ -1,6 +1,6 @@
 
 <file path=word/document.xml><?xml version="1.0" encoding="utf-8"?>
-<w:document xmlns:wpc="http://schemas.microsoft.com/office/word/2010/wordprocessingCanvas" xmlns:cx="http://schemas.microsoft.com/office/drawing/2014/chartex" xmlns:cx1="http://schemas.microsoft.com/office/drawing/2015/9/8/chartex" xmlns:cx2="http://schemas.microsoft.com/office/drawing/2015/10/21/chartex" xmlns:cx3="http://schemas.microsoft.com/office/drawing/2016/5/9/chartex" xmlns:cx4="http://schemas.microsoft.com/office/drawing/2016/5/10/chartex" xmlns:cx5="http://schemas.microsoft.com/office/drawing/2016/5/11/chartex" xmlns:cx6="http://schemas.microsoft.com/office/drawing/2016/5/12/chartex" xmlns:cx7="http://schemas.microsoft.com/office/drawing/2016/5/13/chartex" xmlns:cx8="http://schemas.microsoft.com/office/drawing/2016/5/14/chartex" xmlns:mc="http://schemas.openxmlformats.org/markup-compatibility/2006" xmlns:aink="http://schemas.microsoft.com/office/drawing/2016/ink" xmlns:am3d="http://schemas.microsoft.com/office/drawing/2017/model3d" xmlns:o="urn:schemas-microsoft-com:office:office" xmlns:oel="http://schemas.microsoft.com/office/2019/extlst" xmlns:r="http://schemas.openxmlformats.org/officeDocument/2006/relationships" xmlns:m="http://schemas.openxmlformats.org/officeDocument/2006/math" xmlns:v="urn:schemas-microsoft-com:vml" xmlns:wp14="http://schemas.microsoft.com/office/word/2010/wordprocessingDrawing" xmlns:wp="http://schemas.openxmlformats.org/drawingml/2006/wordprocessingDrawing" xmlns:w10="urn:schemas-microsoft-com:office:word" xmlns:w="http://schemas.openxmlformats.org/wordprocessingml/2006/main" xmlns:w14="http://schemas.microsoft.com/office/word/2010/wordml" xmlns:w15="http://schemas.microsoft.com/office/word/2012/wordml" xmlns:w16cex="http://schemas.microsoft.com/office/word/2018/wordml/cex" xmlns:w16cid="http://schemas.microsoft.com/office/word/2016/wordml/cid" xmlns:w16="http://schemas.microsoft.com/office/word/2018/wordml" xmlns:w16du="http://schemas.microsoft.com/office/word/2023/wordml/word16du" xmlns:w16sdtdh="http://schemas.microsoft.com/office/word/2020/wordml/sdtdatahash" xmlns:w16sdtfl="http://schemas.microsoft.com/office/word/2024/wordml/sdtformatlock" xmlns:w16se="http://schemas.microsoft.com/office/word/2015/wordml/symex" xmlns:wpg="http://schemas.microsoft.com/office/word/2010/wordprocessingGroup" xmlns:wpi="http://schemas.microsoft.com/office/word/2010/wordprocessingInk" xmlns:wne="http://schemas.microsoft.com/office/word/2006/wordml" xmlns:wps="http://schemas.microsoft.com/office/word/2010/wordprocessingShape" mc:Ignorable="w14 w15 w16se w16cid w16 w16cex w16sdtdh w16sdtfl w16du wp14">
+<w:document xmlns:wpc="http://schemas.microsoft.com/office/word/2010/wordprocessingCanvas" xmlns:cx="http://schemas.microsoft.com/office/drawing/2014/chartex" xmlns:cx1="http://schemas.microsoft.com/office/drawing/2015/9/8/chartex" xmlns:cx2="http://schemas.microsoft.com/office/drawing/2015/10/21/chartex" xmlns:cx3="http://schemas.microsoft.com/office/drawing/2016/5/9/chartex" xmlns:cx4="http://schemas.microsoft.com/office/drawing/2016/5/10/chartex" xmlns:cx5="http://schemas.microsoft.com/office/drawing/2016/5/11/chartex" xmlns:cx6="http://schemas.microsoft.com/office/drawing/2016/5/12/chartex" xmlns:cx7="http://schemas.microsoft.com/office/drawing/2016/5/13/chartex" xmlns:cx8="http://schemas.microsoft.com/office/drawing/2016/5/14/chartex" xmlns:mc="http://schemas.openxmlformats.org/markup-compatibility/2006" xmlns:aink="http://schemas.microsoft.com/office/drawing/2016/ink" xmlns:am3d="http://schemas.microsoft.com/office/drawing/2017/model3d" xmlns:o="urn:schemas-microsoft-com:office:office" xmlns:oel="http://schemas.microsoft.com/office/2019/extlst" xmlns:r="http://schemas.openxmlformats.org/officeDocument/2006/relationships" xmlns:m="http://schemas.openxmlformats.org/officeDocument/2006/math" xmlns:v="urn:schemas-microsoft-com:vml" xmlns:wp14="http://schemas.microsoft.com/office/word/2010/wordprocessingDrawing" xmlns:wp="http://schemas.openxmlformats.org/drawingml/2006/wordprocessingDrawing" xmlns:w10="urn:schemas-microsoft-com:office:word" xmlns:w="http://schemas.openxmlformats.org/wordprocessingml/2006/main" xmlns:w14="http://schemas.microsoft.com/office/word/2010/wordml" xmlns:w15="http://schemas.microsoft.com/office/word/2012/wordml" xmlns:w16cex="http://schemas.microsoft.com/office/word/2018/wordml/cex" xmlns:w16cid="http://schemas.microsoft.com/office/word/2016/wordml/cid" xmlns:w16="http://schemas.microsoft.com/office/word/2018/wordml" xmlns:w16sdtdh="http://schemas.microsoft.com/office/word/2020/wordml/sdtdatahash" xmlns:w16se="http://schemas.microsoft.com/office/word/2015/wordml/symex" xmlns:wpg="http://schemas.microsoft.com/office/word/2010/wordprocessingGroup" xmlns:wpi="http://schemas.microsoft.com/office/word/2010/wordprocessingInk" xmlns:wne="http://schemas.microsoft.com/office/word/2006/wordml" xmlns:wps="http://schemas.microsoft.com/office/word/2010/wordprocessingShape" mc:Ignorable="w14 w15 w16se w16cid w16 w16cex w16sdtdh wp14">
   <w:body>
     <w:p>
       <w:pPr>
@@ -192,10 +192,7 @@
               <w:t>–</w:t>
             </w:r>
             <w:r>
-              <w:t xml:space="preserve"> </w:t>
-            </w:r>
-            <w:r>
-              <w:t>Nombre</w:t>
+              <w:t xml:space="preserve"> Nombre</w:t>
             </w:r>
           </w:p>
         </w:tc>
@@ -1230,6 +1227,46 @@
           <w:p/>
         </w:tc>
       </w:tr>
+      <w:tr>
+        <w:tc>
+          <w:tcPr>
+            <w:tcW w:w="2549" w:type="dxa"/>
+          </w:tcPr>
+          <w:p/>
+        </w:tc>
+        <w:tc>
+          <w:tcPr>
+            <w:tcW w:w="5813" w:type="dxa"/>
+          </w:tcPr>
+          <w:p/>
+        </w:tc>
+        <w:tc>
+          <w:tcPr>
+            <w:tcW w:w="1604" w:type="dxa"/>
+          </w:tcPr>
+          <w:p/>
+        </w:tc>
+      </w:tr>
+      <w:tr>
+        <w:tc>
+          <w:tcPr>
+            <w:tcW w:w="2549" w:type="dxa"/>
+          </w:tcPr>
+          <w:p/>
+        </w:tc>
+        <w:tc>
+          <w:tcPr>
+            <w:tcW w:w="5813" w:type="dxa"/>
+          </w:tcPr>
+          <w:p/>
+        </w:tc>
+        <w:tc>
+          <w:tcPr>
+            <w:tcW w:w="1604" w:type="dxa"/>
+          </w:tcPr>
+          <w:p/>
+        </w:tc>
+      </w:tr>
     </w:tbl>
     <w:p/>
     <w:sectPr>
@@ -1246,7 +1283,7 @@
 </file>
 
 <file path=word/endnotes.xml><?xml version="1.0" encoding="utf-8"?>
-<w:endnotes xmlns:wpc="http://schemas.microsoft.com/office/word/2010/wordprocessingCanvas" xmlns:cx="http://schemas.microsoft.com/office/drawing/2014/chartex" xmlns:cx1="http://schemas.microsoft.com/office/drawing/2015/9/8/chartex" xmlns:cx2="http://schemas.microsoft.com/office/drawing/2015/10/21/chartex" xmlns:cx3="http://schemas.microsoft.com/office/drawing/2016/5/9/chartex" xmlns:cx4="http://schemas.microsoft.com/office/drawing/2016/5/10/chartex" xmlns:cx5="http://schemas.microsoft.com/office/drawing/2016/5/11/chartex" xmlns:cx6="http://schemas.microsoft.com/office/drawing/2016/5/12/chartex" xmlns:cx7="http://schemas.microsoft.com/office/drawing/2016/5/13/chartex" xmlns:cx8="http://schemas.microsoft.com/office/drawing/2016/5/14/chartex" xmlns:mc="http://schemas.openxmlformats.org/markup-compatibility/2006" xmlns:aink="http://schemas.microsoft.com/office/drawing/2016/ink" xmlns:am3d="http://schemas.microsoft.com/office/drawing/2017/model3d" xmlns:o="urn:schemas-microsoft-com:office:office" xmlns:oel="http://schemas.microsoft.com/office/2019/extlst" xmlns:r="http://schemas.openxmlformats.org/officeDocument/2006/relationships" xmlns:m="http://schemas.openxmlformats.org/officeDocument/2006/math" xmlns:v="urn:schemas-microsoft-com:vml" xmlns:wp14="http://schemas.microsoft.com/office/word/2010/wordprocessingDrawing" xmlns:wp="http://schemas.openxmlformats.org/drawingml/2006/wordprocessingDrawing" xmlns:w10="urn:schemas-microsoft-com:office:word" xmlns:w="http://schemas.openxmlformats.org/wordprocessingml/2006/main" xmlns:w14="http://schemas.microsoft.com/office/word/2010/wordml" xmlns:w15="http://schemas.microsoft.com/office/word/2012/wordml" xmlns:w16cex="http://schemas.microsoft.com/office/word/2018/wordml/cex" xmlns:w16cid="http://schemas.microsoft.com/office/word/2016/wordml/cid" xmlns:w16="http://schemas.microsoft.com/office/word/2018/wordml" xmlns:w16du="http://schemas.microsoft.com/office/word/2023/wordml/word16du" xmlns:w16sdtdh="http://schemas.microsoft.com/office/word/2020/wordml/sdtdatahash" xmlns:w16sdtfl="http://schemas.microsoft.com/office/word/2024/wordml/sdtformatlock" xmlns:w16se="http://schemas.microsoft.com/office/word/2015/wordml/symex" xmlns:wpg="http://schemas.microsoft.com/office/word/2010/wordprocessingGroup" xmlns:wpi="http://schemas.microsoft.com/office/word/2010/wordprocessingInk" xmlns:wne="http://schemas.microsoft.com/office/word/2006/wordml" xmlns:wps="http://schemas.microsoft.com/office/word/2010/wordprocessingShape" mc:Ignorable="w14 w15 w16se w16cid w16 w16cex w16sdtdh w16sdtfl w16du wp14">
+<w:endnotes xmlns:wpc="http://schemas.microsoft.com/office/word/2010/wordprocessingCanvas" xmlns:cx="http://schemas.microsoft.com/office/drawing/2014/chartex" xmlns:cx1="http://schemas.microsoft.com/office/drawing/2015/9/8/chartex" xmlns:cx2="http://schemas.microsoft.com/office/drawing/2015/10/21/chartex" xmlns:cx3="http://schemas.microsoft.com/office/drawing/2016/5/9/chartex" xmlns:cx4="http://schemas.microsoft.com/office/drawing/2016/5/10/chartex" xmlns:cx5="http://schemas.microsoft.com/office/drawing/2016/5/11/chartex" xmlns:cx6="http://schemas.microsoft.com/office/drawing/2016/5/12/chartex" xmlns:cx7="http://schemas.microsoft.com/office/drawing/2016/5/13/chartex" xmlns:cx8="http://schemas.microsoft.com/office/drawing/2016/5/14/chartex" xmlns:mc="http://schemas.openxmlformats.org/markup-compatibility/2006" xmlns:aink="http://schemas.microsoft.com/office/drawing/2016/ink" xmlns:am3d="http://schemas.microsoft.com/office/drawing/2017/model3d" xmlns:o="urn:schemas-microsoft-com:office:office" xmlns:oel="http://schemas.microsoft.com/office/2019/extlst" xmlns:r="http://schemas.openxmlformats.org/officeDocument/2006/relationships" xmlns:m="http://schemas.openxmlformats.org/officeDocument/2006/math" xmlns:v="urn:schemas-microsoft-com:vml" xmlns:wp14="http://schemas.microsoft.com/office/word/2010/wordprocessingDrawing" xmlns:wp="http://schemas.openxmlformats.org/drawingml/2006/wordprocessingDrawing" xmlns:w10="urn:schemas-microsoft-com:office:word" xmlns:w="http://schemas.openxmlformats.org/wordprocessingml/2006/main" xmlns:w14="http://schemas.microsoft.com/office/word/2010/wordml" xmlns:w15="http://schemas.microsoft.com/office/word/2012/wordml" xmlns:w16cex="http://schemas.microsoft.com/office/word/2018/wordml/cex" xmlns:w16cid="http://schemas.microsoft.com/office/word/2016/wordml/cid" xmlns:w16="http://schemas.microsoft.com/office/word/2018/wordml" xmlns:w16sdtdh="http://schemas.microsoft.com/office/word/2020/wordml/sdtdatahash" xmlns:w16se="http://schemas.microsoft.com/office/word/2015/wordml/symex" xmlns:wpg="http://schemas.microsoft.com/office/word/2010/wordprocessingGroup" xmlns:wpi="http://schemas.microsoft.com/office/word/2010/wordprocessingInk" xmlns:wne="http://schemas.microsoft.com/office/word/2006/wordml" xmlns:wps="http://schemas.microsoft.com/office/word/2010/wordprocessingShape" mc:Ignorable="w14 w15 w16se w16cid w16 w16cex w16sdtdh wp14">
   <w:endnote w:type="separator" w:id="-1">
     <w:p>
       <w:r>
@@ -1271,7 +1308,7 @@
 </file>
 
 <file path=word/footer1.xml><?xml version="1.0" encoding="utf-8"?>
-<w:ftr xmlns:wpc="http://schemas.microsoft.com/office/word/2010/wordprocessingCanvas" xmlns:cx="http://schemas.microsoft.com/office/drawing/2014/chartex" xmlns:cx1="http://schemas.microsoft.com/office/drawing/2015/9/8/chartex" xmlns:cx2="http://schemas.microsoft.com/office/drawing/2015/10/21/chartex" xmlns:cx3="http://schemas.microsoft.com/office/drawing/2016/5/9/chartex" xmlns:cx4="http://schemas.microsoft.com/office/drawing/2016/5/10/chartex" xmlns:cx5="http://schemas.microsoft.com/office/drawing/2016/5/11/chartex" xmlns:cx6="http://schemas.microsoft.com/office/drawing/2016/5/12/chartex" xmlns:cx7="http://schemas.microsoft.com/office/drawing/2016/5/13/chartex" xmlns:cx8="http://schemas.microsoft.com/office/drawing/2016/5/14/chartex" xmlns:mc="http://schemas.openxmlformats.org/markup-compatibility/2006" xmlns:aink="http://schemas.microsoft.com/office/drawing/2016/ink" xmlns:am3d="http://schemas.microsoft.com/office/drawing/2017/model3d" xmlns:o="urn:schemas-microsoft-com:office:office" xmlns:oel="http://schemas.microsoft.com/office/2019/extlst" xmlns:r="http://schemas.openxmlformats.org/officeDocument/2006/relationships" xmlns:m="http://schemas.openxmlformats.org/officeDocument/2006/math" xmlns:v="urn:schemas-microsoft-com:vml" xmlns:wp14="http://schemas.microsoft.com/office/word/2010/wordprocessingDrawing" xmlns:wp="http://schemas.openxmlformats.org/drawingml/2006/wordprocessingDrawing" xmlns:w10="urn:schemas-microsoft-com:office:word" xmlns:w="http://schemas.openxmlformats.org/wordprocessingml/2006/main" xmlns:w14="http://schemas.microsoft.com/office/word/2010/wordml" xmlns:w15="http://schemas.microsoft.com/office/word/2012/wordml" xmlns:w16cex="http://schemas.microsoft.com/office/word/2018/wordml/cex" xmlns:w16cid="http://schemas.microsoft.com/office/word/2016/wordml/cid" xmlns:w16="http://schemas.microsoft.com/office/word/2018/wordml" xmlns:w16du="http://schemas.microsoft.com/office/word/2023/wordml/word16du" xmlns:w16sdtdh="http://schemas.microsoft.com/office/word/2020/wordml/sdtdatahash" xmlns:w16sdtfl="http://schemas.microsoft.com/office/word/2024/wordml/sdtformatlock" xmlns:w16se="http://schemas.microsoft.com/office/word/2015/wordml/symex" xmlns:wpg="http://schemas.microsoft.com/office/word/2010/wordprocessingGroup" xmlns:wpi="http://schemas.microsoft.com/office/word/2010/wordprocessingInk" xmlns:wne="http://schemas.microsoft.com/office/word/2006/wordml" xmlns:wps="http://schemas.microsoft.com/office/word/2010/wordprocessingShape" mc:Ignorable="w14 w15 w16se w16cid w16 w16cex w16sdtdh w16sdtfl w16du wp14">
+<w:ftr xmlns:wpc="http://schemas.microsoft.com/office/word/2010/wordprocessingCanvas" xmlns:cx="http://schemas.microsoft.com/office/drawing/2014/chartex" xmlns:cx1="http://schemas.microsoft.com/office/drawing/2015/9/8/chartex" xmlns:cx2="http://schemas.microsoft.com/office/drawing/2015/10/21/chartex" xmlns:cx3="http://schemas.microsoft.com/office/drawing/2016/5/9/chartex" xmlns:cx4="http://schemas.microsoft.com/office/drawing/2016/5/10/chartex" xmlns:cx5="http://schemas.microsoft.com/office/drawing/2016/5/11/chartex" xmlns:cx6="http://schemas.microsoft.com/office/drawing/2016/5/12/chartex" xmlns:cx7="http://schemas.microsoft.com/office/drawing/2016/5/13/chartex" xmlns:cx8="http://schemas.microsoft.com/office/drawing/2016/5/14/chartex" xmlns:mc="http://schemas.openxmlformats.org/markup-compatibility/2006" xmlns:aink="http://schemas.microsoft.com/office/drawing/2016/ink" xmlns:am3d="http://schemas.microsoft.com/office/drawing/2017/model3d" xmlns:o="urn:schemas-microsoft-com:office:office" xmlns:oel="http://schemas.microsoft.com/office/2019/extlst" xmlns:r="http://schemas.openxmlformats.org/officeDocument/2006/relationships" xmlns:m="http://schemas.openxmlformats.org/officeDocument/2006/math" xmlns:v="urn:schemas-microsoft-com:vml" xmlns:wp14="http://schemas.microsoft.com/office/word/2010/wordprocessingDrawing" xmlns:wp="http://schemas.openxmlformats.org/drawingml/2006/wordprocessingDrawing" xmlns:w10="urn:schemas-microsoft-com:office:word" xmlns:w="http://schemas.openxmlformats.org/wordprocessingml/2006/main" xmlns:w14="http://schemas.microsoft.com/office/word/2010/wordml" xmlns:w15="http://schemas.microsoft.com/office/word/2012/wordml" xmlns:w16cex="http://schemas.microsoft.com/office/word/2018/wordml/cex" xmlns:w16cid="http://schemas.microsoft.com/office/word/2016/wordml/cid" xmlns:w16="http://schemas.microsoft.com/office/word/2018/wordml" xmlns:w16sdtdh="http://schemas.microsoft.com/office/word/2020/wordml/sdtdatahash" xmlns:w16se="http://schemas.microsoft.com/office/word/2015/wordml/symex" xmlns:wpg="http://schemas.microsoft.com/office/word/2010/wordprocessingGroup" xmlns:wpi="http://schemas.microsoft.com/office/word/2010/wordprocessingInk" xmlns:wne="http://schemas.microsoft.com/office/word/2006/wordml" xmlns:wps="http://schemas.microsoft.com/office/word/2010/wordprocessingShape" mc:Ignorable="w14 w15 w16se w16cid w16 w16cex w16sdtdh wp14">
   <w:p>
     <w:pPr>
       <w:pStyle w:val="Footer"/>
@@ -1291,7 +1328,7 @@
 </file>
 
 <file path=word/footer2.xml><?xml version="1.0" encoding="utf-8"?>
-<w:ftr xmlns:wpc="http://schemas.microsoft.com/office/word/2010/wordprocessingCanvas" xmlns:cx="http://schemas.microsoft.com/office/drawing/2014/chartex" xmlns:cx1="http://schemas.microsoft.com/office/drawing/2015/9/8/chartex" xmlns:cx2="http://schemas.microsoft.com/office/drawing/2015/10/21/chartex" xmlns:cx3="http://schemas.microsoft.com/office/drawing/2016/5/9/chartex" xmlns:cx4="http://schemas.microsoft.com/office/drawing/2016/5/10/chartex" xmlns:cx5="http://schemas.microsoft.com/office/drawing/2016/5/11/chartex" xmlns:cx6="http://schemas.microsoft.com/office/drawing/2016/5/12/chartex" xmlns:cx7="http://schemas.microsoft.com/office/drawing/2016/5/13/chartex" xmlns:cx8="http://schemas.microsoft.com/office/drawing/2016/5/14/chartex" xmlns:mc="http://schemas.openxmlformats.org/markup-compatibility/2006" xmlns:aink="http://schemas.microsoft.com/office/drawing/2016/ink" xmlns:am3d="http://schemas.microsoft.com/office/drawing/2017/model3d" xmlns:o="urn:schemas-microsoft-com:office:office" xmlns:oel="http://schemas.microsoft.com/office/2019/extlst" xmlns:r="http://schemas.openxmlformats.org/officeDocument/2006/relationships" xmlns:m="http://schemas.openxmlformats.org/officeDocument/2006/math" xmlns:v="urn:schemas-microsoft-com:vml" xmlns:wp14="http://schemas.microsoft.com/office/word/2010/wordprocessingDrawing" xmlns:wp="http://schemas.openxmlformats.org/drawingml/2006/wordprocessingDrawing" xmlns:w10="urn:schemas-microsoft-com:office:word" xmlns:w="http://schemas.openxmlformats.org/wordprocessingml/2006/main" xmlns:w14="http://schemas.microsoft.com/office/word/2010/wordml" xmlns:w15="http://schemas.microsoft.com/office/word/2012/wordml" xmlns:w16cex="http://schemas.microsoft.com/office/word/2018/wordml/cex" xmlns:w16cid="http://schemas.microsoft.com/office/word/2016/wordml/cid" xmlns:w16="http://schemas.microsoft.com/office/word/2018/wordml" xmlns:w16du="http://schemas.microsoft.com/office/word/2023/wordml/word16du" xmlns:w16sdtdh="http://schemas.microsoft.com/office/word/2020/wordml/sdtdatahash" xmlns:w16sdtfl="http://schemas.microsoft.com/office/word/2024/wordml/sdtformatlock" xmlns:w16se="http://schemas.microsoft.com/office/word/2015/wordml/symex" xmlns:wpg="http://schemas.microsoft.com/office/word/2010/wordprocessingGroup" xmlns:wpi="http://schemas.microsoft.com/office/word/2010/wordprocessingInk" xmlns:wne="http://schemas.microsoft.com/office/word/2006/wordml" xmlns:wps="http://schemas.microsoft.com/office/word/2010/wordprocessingShape" mc:Ignorable="w14 w15 w16se w16cid w16 w16cex w16sdtdh w16sdtfl w16du wp14">
+<w:ftr xmlns:wpc="http://schemas.microsoft.com/office/word/2010/wordprocessingCanvas" xmlns:cx="http://schemas.microsoft.com/office/drawing/2014/chartex" xmlns:cx1="http://schemas.microsoft.com/office/drawing/2015/9/8/chartex" xmlns:cx2="http://schemas.microsoft.com/office/drawing/2015/10/21/chartex" xmlns:cx3="http://schemas.microsoft.com/office/drawing/2016/5/9/chartex" xmlns:cx4="http://schemas.microsoft.com/office/drawing/2016/5/10/chartex" xmlns:cx5="http://schemas.microsoft.com/office/drawing/2016/5/11/chartex" xmlns:cx6="http://schemas.microsoft.com/office/drawing/2016/5/12/chartex" xmlns:cx7="http://schemas.microsoft.com/office/drawing/2016/5/13/chartex" xmlns:cx8="http://schemas.microsoft.com/office/drawing/2016/5/14/chartex" xmlns:mc="http://schemas.openxmlformats.org/markup-compatibility/2006" xmlns:aink="http://schemas.microsoft.com/office/drawing/2016/ink" xmlns:am3d="http://schemas.microsoft.com/office/drawing/2017/model3d" xmlns:o="urn:schemas-microsoft-com:office:office" xmlns:oel="http://schemas.microsoft.com/office/2019/extlst" xmlns:r="http://schemas.openxmlformats.org/officeDocument/2006/relationships" xmlns:m="http://schemas.openxmlformats.org/officeDocument/2006/math" xmlns:v="urn:schemas-microsoft-com:vml" xmlns:wp14="http://schemas.microsoft.com/office/word/2010/wordprocessingDrawing" xmlns:wp="http://schemas.openxmlformats.org/drawingml/2006/wordprocessingDrawing" xmlns:w10="urn:schemas-microsoft-com:office:word" xmlns:w="http://schemas.openxmlformats.org/wordprocessingml/2006/main" xmlns:w14="http://schemas.microsoft.com/office/word/2010/wordml" xmlns:w15="http://schemas.microsoft.com/office/word/2012/wordml" xmlns:w16cex="http://schemas.microsoft.com/office/word/2018/wordml/cex" xmlns:w16cid="http://schemas.microsoft.com/office/word/2016/wordml/cid" xmlns:w16="http://schemas.microsoft.com/office/word/2018/wordml" xmlns:w16sdtdh="http://schemas.microsoft.com/office/word/2020/wordml/sdtdatahash" xmlns:w16se="http://schemas.microsoft.com/office/word/2015/wordml/symex" xmlns:wpg="http://schemas.microsoft.com/office/word/2010/wordprocessingGroup" xmlns:wpi="http://schemas.microsoft.com/office/word/2010/wordprocessingInk" xmlns:wne="http://schemas.microsoft.com/office/word/2006/wordml" xmlns:wps="http://schemas.microsoft.com/office/word/2010/wordprocessingShape" mc:Ignorable="w14 w15 w16se w16cid w16 w16cex w16sdtdh wp14">
   <w:tbl>
     <w:tblPr>
       <w:tblStyle w:val="TableGrid"/>
@@ -1533,7 +1570,7 @@
             </wp:anchor>
           </w:drawing>
         </mc:Choice>
-        <mc:Fallback>
+        <mc:Fallback xmlns:w16sdtfl="http://schemas.microsoft.com/office/word/2024/wordml/sdtformatlock" xmlns:w16du="http://schemas.microsoft.com/office/word/2023/wordml/word16du">
           <w:pict>
             <v:shapetype w14:anchorId="3617AA76" id="_x0000_t202" coordsize="21600,21600" o:spt="202" path="m,l,21600r21600,l21600,xe">
               <v:stroke joinstyle="miter"/>
@@ -1565,7 +1602,7 @@
 </file>
 
 <file path=word/footnotes.xml><?xml version="1.0" encoding="utf-8"?>
-<w:footnotes xmlns:wpc="http://schemas.microsoft.com/office/word/2010/wordprocessingCanvas" xmlns:cx="http://schemas.microsoft.com/office/drawing/2014/chartex" xmlns:cx1="http://schemas.microsoft.com/office/drawing/2015/9/8/chartex" xmlns:cx2="http://schemas.microsoft.com/office/drawing/2015/10/21/chartex" xmlns:cx3="http://schemas.microsoft.com/office/drawing/2016/5/9/chartex" xmlns:cx4="http://schemas.microsoft.com/office/drawing/2016/5/10/chartex" xmlns:cx5="http://schemas.microsoft.com/office/drawing/2016/5/11/chartex" xmlns:cx6="http://schemas.microsoft.com/office/drawing/2016/5/12/chartex" xmlns:cx7="http://schemas.microsoft.com/office/drawing/2016/5/13/chartex" xmlns:cx8="http://schemas.microsoft.com/office/drawing/2016/5/14/chartex" xmlns:mc="http://schemas.openxmlformats.org/markup-compatibility/2006" xmlns:aink="http://schemas.microsoft.com/office/drawing/2016/ink" xmlns:am3d="http://schemas.microsoft.com/office/drawing/2017/model3d" xmlns:o="urn:schemas-microsoft-com:office:office" xmlns:oel="http://schemas.microsoft.com/office/2019/extlst" xmlns:r="http://schemas.openxmlformats.org/officeDocument/2006/relationships" xmlns:m="http://schemas.openxmlformats.org/officeDocument/2006/math" xmlns:v="urn:schemas-microsoft-com:vml" xmlns:wp14="http://schemas.microsoft.com/office/word/2010/wordprocessingDrawing" xmlns:wp="http://schemas.openxmlformats.org/drawingml/2006/wordprocessingDrawing" xmlns:w10="urn:schemas-microsoft-com:office:word" xmlns:w="http://schemas.openxmlformats.org/wordprocessingml/2006/main" xmlns:w14="http://schemas.microsoft.com/office/word/2010/wordml" xmlns:w15="http://schemas.microsoft.com/office/word/2012/wordml" xmlns:w16cex="http://schemas.microsoft.com/office/word/2018/wordml/cex" xmlns:w16cid="http://schemas.microsoft.com/office/word/2016/wordml/cid" xmlns:w16="http://schemas.microsoft.com/office/word/2018/wordml" xmlns:w16du="http://schemas.microsoft.com/office/word/2023/wordml/word16du" xmlns:w16sdtdh="http://schemas.microsoft.com/office/word/2020/wordml/sdtdatahash" xmlns:w16sdtfl="http://schemas.microsoft.com/office/word/2024/wordml/sdtformatlock" xmlns:w16se="http://schemas.microsoft.com/office/word/2015/wordml/symex" xmlns:wpg="http://schemas.microsoft.com/office/word/2010/wordprocessingGroup" xmlns:wpi="http://schemas.microsoft.com/office/word/2010/wordprocessingInk" xmlns:wne="http://schemas.microsoft.com/office/word/2006/wordml" xmlns:wps="http://schemas.microsoft.com/office/word/2010/wordprocessingShape" mc:Ignorable="w14 w15 w16se w16cid w16 w16cex w16sdtdh w16sdtfl w16du wp14">
+<w:footnotes xmlns:wpc="http://schemas.microsoft.com/office/word/2010/wordprocessingCanvas" xmlns:cx="http://schemas.microsoft.com/office/drawing/2014/chartex" xmlns:cx1="http://schemas.microsoft.com/office/drawing/2015/9/8/chartex" xmlns:cx2="http://schemas.microsoft.com/office/drawing/2015/10/21/chartex" xmlns:cx3="http://schemas.microsoft.com/office/drawing/2016/5/9/chartex" xmlns:cx4="http://schemas.microsoft.com/office/drawing/2016/5/10/chartex" xmlns:cx5="http://schemas.microsoft.com/office/drawing/2016/5/11/chartex" xmlns:cx6="http://schemas.microsoft.com/office/drawing/2016/5/12/chartex" xmlns:cx7="http://schemas.microsoft.com/office/drawing/2016/5/13/chartex" xmlns:cx8="http://schemas.microsoft.com/office/drawing/2016/5/14/chartex" xmlns:mc="http://schemas.openxmlformats.org/markup-compatibility/2006" xmlns:aink="http://schemas.microsoft.com/office/drawing/2016/ink" xmlns:am3d="http://schemas.microsoft.com/office/drawing/2017/model3d" xmlns:o="urn:schemas-microsoft-com:office:office" xmlns:oel="http://schemas.microsoft.com/office/2019/extlst" xmlns:r="http://schemas.openxmlformats.org/officeDocument/2006/relationships" xmlns:m="http://schemas.openxmlformats.org/officeDocument/2006/math" xmlns:v="urn:schemas-microsoft-com:vml" xmlns:wp14="http://schemas.microsoft.com/office/word/2010/wordprocessingDrawing" xmlns:wp="http://schemas.openxmlformats.org/drawingml/2006/wordprocessingDrawing" xmlns:w10="urn:schemas-microsoft-com:office:word" xmlns:w="http://schemas.openxmlformats.org/wordprocessingml/2006/main" xmlns:w14="http://schemas.microsoft.com/office/word/2010/wordml" xmlns:w15="http://schemas.microsoft.com/office/word/2012/wordml" xmlns:w16cex="http://schemas.microsoft.com/office/word/2018/wordml/cex" xmlns:w16cid="http://schemas.microsoft.com/office/word/2016/wordml/cid" xmlns:w16="http://schemas.microsoft.com/office/word/2018/wordml" xmlns:w16sdtdh="http://schemas.microsoft.com/office/word/2020/wordml/sdtdatahash" xmlns:w16se="http://schemas.microsoft.com/office/word/2015/wordml/symex" xmlns:wpg="http://schemas.microsoft.com/office/word/2010/wordprocessingGroup" xmlns:wpi="http://schemas.microsoft.com/office/word/2010/wordprocessingInk" xmlns:wne="http://schemas.microsoft.com/office/word/2006/wordml" xmlns:wps="http://schemas.microsoft.com/office/word/2010/wordprocessingShape" mc:Ignorable="w14 w15 w16se w16cid w16 w16cex w16sdtdh wp14">
   <w:footnote w:type="separator" w:id="-1">
     <w:p>
       <w:r>
@@ -1590,7 +1627,7 @@
 </file>
 
 <file path=word/header1.xml><?xml version="1.0" encoding="utf-8"?>
-<w:hdr xmlns:wpc="http://schemas.microsoft.com/office/word/2010/wordprocessingCanvas" xmlns:cx="http://schemas.microsoft.com/office/drawing/2014/chartex" xmlns:cx1="http://schemas.microsoft.com/office/drawing/2015/9/8/chartex" xmlns:cx2="http://schemas.microsoft.com/office/drawing/2015/10/21/chartex" xmlns:cx3="http://schemas.microsoft.com/office/drawing/2016/5/9/chartex" xmlns:cx4="http://schemas.microsoft.com/office/drawing/2016/5/10/chartex" xmlns:cx5="http://schemas.microsoft.com/office/drawing/2016/5/11/chartex" xmlns:cx6="http://schemas.microsoft.com/office/drawing/2016/5/12/chartex" xmlns:cx7="http://schemas.microsoft.com/office/drawing/2016/5/13/chartex" xmlns:cx8="http://schemas.microsoft.com/office/drawing/2016/5/14/chartex" xmlns:mc="http://schemas.openxmlformats.org/markup-compatibility/2006" xmlns:aink="http://schemas.microsoft.com/office/drawing/2016/ink" xmlns:am3d="http://schemas.microsoft.com/office/drawing/2017/model3d" xmlns:o="urn:schemas-microsoft-com:office:office" xmlns:oel="http://schemas.microsoft.com/office/2019/extlst" xmlns:r="http://schemas.openxmlformats.org/officeDocument/2006/relationships" xmlns:m="http://schemas.openxmlformats.org/officeDocument/2006/math" xmlns:v="urn:schemas-microsoft-com:vml" xmlns:wp14="http://schemas.microsoft.com/office/word/2010/wordprocessingDrawing" xmlns:wp="http://schemas.openxmlformats.org/drawingml/2006/wordprocessingDrawing" xmlns:w10="urn:schemas-microsoft-com:office:word" xmlns:w="http://schemas.openxmlformats.org/wordprocessingml/2006/main" xmlns:w14="http://schemas.microsoft.com/office/word/2010/wordml" xmlns:w15="http://schemas.microsoft.com/office/word/2012/wordml" xmlns:w16cex="http://schemas.microsoft.com/office/word/2018/wordml/cex" xmlns:w16cid="http://schemas.microsoft.com/office/word/2016/wordml/cid" xmlns:w16="http://schemas.microsoft.com/office/word/2018/wordml" xmlns:w16du="http://schemas.microsoft.com/office/word/2023/wordml/word16du" xmlns:w16sdtdh="http://schemas.microsoft.com/office/word/2020/wordml/sdtdatahash" xmlns:w16sdtfl="http://schemas.microsoft.com/office/word/2024/wordml/sdtformatlock" xmlns:w16se="http://schemas.microsoft.com/office/word/2015/wordml/symex" xmlns:wpg="http://schemas.microsoft.com/office/word/2010/wordprocessingGroup" xmlns:wpi="http://schemas.microsoft.com/office/word/2010/wordprocessingInk" xmlns:wne="http://schemas.microsoft.com/office/word/2006/wordml" xmlns:wps="http://schemas.microsoft.com/office/word/2010/wordprocessingShape" mc:Ignorable="w14 w15 w16se w16cid w16 w16cex w16sdtdh w16sdtfl w16du wp14">
+<w:hdr xmlns:wpc="http://schemas.microsoft.com/office/word/2010/wordprocessingCanvas" xmlns:cx="http://schemas.microsoft.com/office/drawing/2014/chartex" xmlns:cx1="http://schemas.microsoft.com/office/drawing/2015/9/8/chartex" xmlns:cx2="http://schemas.microsoft.com/office/drawing/2015/10/21/chartex" xmlns:cx3="http://schemas.microsoft.com/office/drawing/2016/5/9/chartex" xmlns:cx4="http://schemas.microsoft.com/office/drawing/2016/5/10/chartex" xmlns:cx5="http://schemas.microsoft.com/office/drawing/2016/5/11/chartex" xmlns:cx6="http://schemas.microsoft.com/office/drawing/2016/5/12/chartex" xmlns:cx7="http://schemas.microsoft.com/office/drawing/2016/5/13/chartex" xmlns:cx8="http://schemas.microsoft.com/office/drawing/2016/5/14/chartex" xmlns:mc="http://schemas.openxmlformats.org/markup-compatibility/2006" xmlns:aink="http://schemas.microsoft.com/office/drawing/2016/ink" xmlns:am3d="http://schemas.microsoft.com/office/drawing/2017/model3d" xmlns:o="urn:schemas-microsoft-com:office:office" xmlns:oel="http://schemas.microsoft.com/office/2019/extlst" xmlns:r="http://schemas.openxmlformats.org/officeDocument/2006/relationships" xmlns:m="http://schemas.openxmlformats.org/officeDocument/2006/math" xmlns:v="urn:schemas-microsoft-com:vml" xmlns:wp14="http://schemas.microsoft.com/office/word/2010/wordprocessingDrawing" xmlns:wp="http://schemas.openxmlformats.org/drawingml/2006/wordprocessingDrawing" xmlns:w10="urn:schemas-microsoft-com:office:word" xmlns:w="http://schemas.openxmlformats.org/wordprocessingml/2006/main" xmlns:w14="http://schemas.microsoft.com/office/word/2010/wordml" xmlns:w15="http://schemas.microsoft.com/office/word/2012/wordml" xmlns:w16cex="http://schemas.microsoft.com/office/word/2018/wordml/cex" xmlns:w16cid="http://schemas.microsoft.com/office/word/2016/wordml/cid" xmlns:w16="http://schemas.microsoft.com/office/word/2018/wordml" xmlns:w16sdtdh="http://schemas.microsoft.com/office/word/2020/wordml/sdtdatahash" xmlns:w16se="http://schemas.microsoft.com/office/word/2015/wordml/symex" xmlns:wpg="http://schemas.microsoft.com/office/word/2010/wordprocessingGroup" xmlns:wpi="http://schemas.microsoft.com/office/word/2010/wordprocessingInk" xmlns:wne="http://schemas.microsoft.com/office/word/2006/wordml" xmlns:wps="http://schemas.microsoft.com/office/word/2010/wordprocessingShape" mc:Ignorable="w14 w15 w16se w16cid w16 w16cex w16sdtdh wp14">
   <w:tbl>
     <w:tblPr>
       <w:tblStyle w:val="TableGrid"/>
@@ -2092,7 +2129,7 @@
 </file>
 
 <file path=word/numbering.xml><?xml version="1.0" encoding="utf-8"?>
-<w:numbering xmlns:wpc="http://schemas.microsoft.com/office/word/2010/wordprocessingCanvas" xmlns:cx="http://schemas.microsoft.com/office/drawing/2014/chartex" xmlns:cx1="http://schemas.microsoft.com/office/drawing/2015/9/8/chartex" xmlns:cx2="http://schemas.microsoft.com/office/drawing/2015/10/21/chartex" xmlns:cx3="http://schemas.microsoft.com/office/drawing/2016/5/9/chartex" xmlns:cx4="http://schemas.microsoft.com/office/drawing/2016/5/10/chartex" xmlns:cx5="http://schemas.microsoft.com/office/drawing/2016/5/11/chartex" xmlns:cx6="http://schemas.microsoft.com/office/drawing/2016/5/12/chartex" xmlns:cx7="http://schemas.microsoft.com/office/drawing/2016/5/13/chartex" xmlns:cx8="http://schemas.microsoft.com/office/drawing/2016/5/14/chartex" xmlns:mc="http://schemas.openxmlformats.org/markup-compatibility/2006" xmlns:aink="http://schemas.microsoft.com/office/drawing/2016/ink" xmlns:am3d="http://schemas.microsoft.com/office/drawing/2017/model3d" xmlns:o="urn:schemas-microsoft-com:office:office" xmlns:oel="http://schemas.microsoft.com/office/2019/extlst" xmlns:r="http://schemas.openxmlformats.org/officeDocument/2006/relationships" xmlns:m="http://schemas.openxmlformats.org/officeDocument/2006/math" xmlns:v="urn:schemas-microsoft-com:vml" xmlns:wp14="http://schemas.microsoft.com/office/word/2010/wordprocessingDrawing" xmlns:wp="http://schemas.openxmlformats.org/drawingml/2006/wordprocessingDrawing" xmlns:w10="urn:schemas-microsoft-com:office:word" xmlns:w="http://schemas.openxmlformats.org/wordprocessingml/2006/main" xmlns:w14="http://schemas.microsoft.com/office/word/2010/wordml" xmlns:w15="http://schemas.microsoft.com/office/word/2012/wordml" xmlns:w16cex="http://schemas.microsoft.com/office/word/2018/wordml/cex" xmlns:w16cid="http://schemas.microsoft.com/office/word/2016/wordml/cid" xmlns:w16="http://schemas.microsoft.com/office/word/2018/wordml" xmlns:w16du="http://schemas.microsoft.com/office/word/2023/wordml/word16du" xmlns:w16sdtdh="http://schemas.microsoft.com/office/word/2020/wordml/sdtdatahash" xmlns:w16sdtfl="http://schemas.microsoft.com/office/word/2024/wordml/sdtformatlock" xmlns:w16se="http://schemas.microsoft.com/office/word/2015/wordml/symex" xmlns:wpg="http://schemas.microsoft.com/office/word/2010/wordprocessingGroup" xmlns:wpi="http://schemas.microsoft.com/office/word/2010/wordprocessingInk" xmlns:wne="http://schemas.microsoft.com/office/word/2006/wordml" xmlns:wps="http://schemas.microsoft.com/office/word/2010/wordprocessingShape" mc:Ignorable="w14 w15 w16se w16cid w16 w16cex w16sdtdh w16sdtfl w16du wp14">
+<w:numbering xmlns:wpc="http://schemas.microsoft.com/office/word/2010/wordprocessingCanvas" xmlns:cx="http://schemas.microsoft.com/office/drawing/2014/chartex" xmlns:cx1="http://schemas.microsoft.com/office/drawing/2015/9/8/chartex" xmlns:cx2="http://schemas.microsoft.com/office/drawing/2015/10/21/chartex" xmlns:cx3="http://schemas.microsoft.com/office/drawing/2016/5/9/chartex" xmlns:cx4="http://schemas.microsoft.com/office/drawing/2016/5/10/chartex" xmlns:cx5="http://schemas.microsoft.com/office/drawing/2016/5/11/chartex" xmlns:cx6="http://schemas.microsoft.com/office/drawing/2016/5/12/chartex" xmlns:cx7="http://schemas.microsoft.com/office/drawing/2016/5/13/chartex" xmlns:cx8="http://schemas.microsoft.com/office/drawing/2016/5/14/chartex" xmlns:mc="http://schemas.openxmlformats.org/markup-compatibility/2006" xmlns:aink="http://schemas.microsoft.com/office/drawing/2016/ink" xmlns:am3d="http://schemas.microsoft.com/office/drawing/2017/model3d" xmlns:o="urn:schemas-microsoft-com:office:office" xmlns:oel="http://schemas.microsoft.com/office/2019/extlst" xmlns:r="http://schemas.openxmlformats.org/officeDocument/2006/relationships" xmlns:m="http://schemas.openxmlformats.org/officeDocument/2006/math" xmlns:v="urn:schemas-microsoft-com:vml" xmlns:wp14="http://schemas.microsoft.com/office/word/2010/wordprocessingDrawing" xmlns:wp="http://schemas.openxmlformats.org/drawingml/2006/wordprocessingDrawing" xmlns:w10="urn:schemas-microsoft-com:office:word" xmlns:w="http://schemas.openxmlformats.org/wordprocessingml/2006/main" xmlns:w14="http://schemas.microsoft.com/office/word/2010/wordml" xmlns:w15="http://schemas.microsoft.com/office/word/2012/wordml" xmlns:w16cex="http://schemas.microsoft.com/office/word/2018/wordml/cex" xmlns:w16cid="http://schemas.microsoft.com/office/word/2016/wordml/cid" xmlns:w16="http://schemas.microsoft.com/office/word/2018/wordml" xmlns:w16sdtdh="http://schemas.microsoft.com/office/word/2020/wordml/sdtdatahash" xmlns:w16se="http://schemas.microsoft.com/office/word/2015/wordml/symex" xmlns:wpg="http://schemas.microsoft.com/office/word/2010/wordprocessingGroup" xmlns:wpi="http://schemas.microsoft.com/office/word/2010/wordprocessingInk" xmlns:wne="http://schemas.microsoft.com/office/word/2006/wordml" xmlns:wps="http://schemas.microsoft.com/office/word/2010/wordprocessingShape" mc:Ignorable="w14 w15 w16se w16cid w16 w16cex w16sdtdh wp14">
   <w:abstractNum w:abstractNumId="0" w15:restartNumberingAfterBreak="0">
     <w:nsid w:val="036904F9"/>
     <w:multiLevelType w:val="hybridMultilevel"/>
@@ -3401,7 +3438,7 @@
 </file>
 
 <file path=word/styles.xml><?xml version="1.0" encoding="utf-8"?>
-<w:styles xmlns:mc="http://schemas.openxmlformats.org/markup-compatibility/2006" xmlns:r="http://schemas.openxmlformats.org/officeDocument/2006/relationships" xmlns:w="http://schemas.openxmlformats.org/wordprocessingml/2006/main" xmlns:w14="http://schemas.microsoft.com/office/word/2010/wordml" xmlns:w15="http://schemas.microsoft.com/office/word/2012/wordml" xmlns:w16cex="http://schemas.microsoft.com/office/word/2018/wordml/cex" xmlns:w16cid="http://schemas.microsoft.com/office/word/2016/wordml/cid" xmlns:w16="http://schemas.microsoft.com/office/word/2018/wordml" xmlns:w16du="http://schemas.microsoft.com/office/word/2023/wordml/word16du" xmlns:w16sdtdh="http://schemas.microsoft.com/office/word/2020/wordml/sdtdatahash" xmlns:w16sdtfl="http://schemas.microsoft.com/office/word/2024/wordml/sdtformatlock" xmlns:w16se="http://schemas.microsoft.com/office/word/2015/wordml/symex" mc:Ignorable="w14 w15 w16se w16cid w16 w16cex w16sdtdh w16sdtfl w16du">
+<w:styles xmlns:mc="http://schemas.openxmlformats.org/markup-compatibility/2006" xmlns:r="http://schemas.openxmlformats.org/officeDocument/2006/relationships" xmlns:w="http://schemas.openxmlformats.org/wordprocessingml/2006/main" xmlns:w14="http://schemas.microsoft.com/office/word/2010/wordml" xmlns:w15="http://schemas.microsoft.com/office/word/2012/wordml" xmlns:w16cex="http://schemas.microsoft.com/office/word/2018/wordml/cex" xmlns:w16cid="http://schemas.microsoft.com/office/word/2016/wordml/cid" xmlns:w16="http://schemas.microsoft.com/office/word/2018/wordml" xmlns:w16sdtdh="http://schemas.microsoft.com/office/word/2020/wordml/sdtdatahash" xmlns:w16se="http://schemas.microsoft.com/office/word/2015/wordml/symex" mc:Ignorable="w14 w15 w16se w16cid w16 w16cex w16sdtdh">
   <w:docDefaults>
     <w:rPrDefault>
       <w:rPr>
